--- a/data/generated/settlement_summary.docx
+++ b/data/generated/settlement_summary.docx
@@ -13,7 +13,7 @@
     </w:p>
     <w:p>
       <w:r>
-        <w:t>Report Date: 21 June 2026</w:t>
+        <w:t>Report Date: 23 June 2026</w:t>
         <w:br/>
         <w:t>Settlement Window: June 2026 (20 trading days)</w:t>
         <w:br/>

--- a/data/generated/settlement_summary.docx
+++ b/data/generated/settlement_summary.docx
@@ -13,7 +13,7 @@
     </w:p>
     <w:p>
       <w:r>
-        <w:t>Report Date: 23 June 2026</w:t>
+        <w:t>Report Date: 24 June 2026</w:t>
         <w:br/>
         <w:t>Settlement Window: June 2026 (20 trading days)</w:t>
         <w:br/>
